--- a/a7/packages/A7 Unit 6 - Relationships in Triangles/Lessons/6.07/Keys/A7 6.07 Similar Triangles; Indirect Measurement - Independent Set - Key.docx
+++ b/a7/packages/A7 Unit 6 - Relationships in Triangles/Lessons/6.07/Keys/A7 6.07 Similar Triangles; Indirect Measurement - Independent Set - Key.docx
@@ -633,7 +633,47 @@
                 <w:color w:val="1A1A1A"/>
                 <w:sz w:val="22"/>
               </w:rPr>
-              <w:t>Two similar right triangles share corner A. The small one runs 3 m along the ground and stands 1.2 m high. The big one's upright is 9 m beyond the small one's. How high is it?</w:t>
+              <w:t>The two right triangles are similar and share corner A. The small one runs 3 m along the ground from A and stands 1.2 m high. The big one runs 12 m along the ground from A. How high is it?</w:t>
+            </w:r>
+          </w:p>
+          <w:p>
+            <w:pPr>
+              <w:spacing w:before="40" w:after="80"/>
+              <w:jc w:val="center"/>
+            </w:pPr>
+            <w:r>
+              <w:drawing>
+                <wp:inline xmlns:a="http://schemas.openxmlformats.org/drawingml/2006/main" xmlns:pic="http://schemas.openxmlformats.org/drawingml/2006/picture">
+                  <wp:extent cx="2377440" cy="1622994"/>
+                  <wp:docPr id="1" name="Picture 1"/>
+                  <wp:cNvGraphicFramePr>
+                    <a:graphicFrameLocks noChangeAspect="1"/>
+                  </wp:cNvGraphicFramePr>
+                  <a:graphic>
+                    <a:graphicData uri="http://schemas.openxmlformats.org/drawingml/2006/picture">
+                      <pic:pic>
+                        <pic:nvPicPr>
+                          <pic:cNvPr id="0" name="gc00dc7cfc0799e22.png"/>
+                          <pic:cNvPicPr/>
+                        </pic:nvPicPr>
+                        <pic:blipFill>
+                          <a:blip r:embed="rId9"/>
+                          <a:stretch>
+                            <a:fillRect/>
+                          </a:stretch>
+                        </pic:blipFill>
+                        <pic:spPr>
+                          <a:xfrm>
+                            <a:off x="0" y="0"/>
+                            <a:ext cx="2377440" cy="1622994"/>
+                          </a:xfrm>
+                          <a:prstGeom prst="rect"/>
+                        </pic:spPr>
+                      </pic:pic>
+                    </a:graphicData>
+                  </a:graphic>
+                </wp:inline>
+              </w:drawing>
             </w:r>
           </w:p>
           <w:p>
@@ -663,7 +703,7 @@
                 <w:color w:val="6B6B6B"/>
                 <w:sz w:val="19"/>
               </w:rPr>
-              <w:t>Its base is 3 + 9 = 12 m from A: k = 4.</w:t>
+              <w:t>Both from A: k = 12 ÷ 3 = 4, and 1.2 × 4 = 4.8.</w:t>
             </w:r>
           </w:p>
         </w:tc>

--- a/a7/packages/A7 Unit 6 - Relationships in Triangles/Lessons/6.07/Keys/A7 6.07 Similar Triangles; Indirect Measurement - Independent Set - Key.docx
+++ b/a7/packages/A7 Unit 6 - Relationships in Triangles/Lessons/6.07/Keys/A7 6.07 Similar Triangles; Indirect Measurement - Independent Set - Key.docx
@@ -342,7 +342,7 @@
                 <w:color w:val="1A1A1A"/>
                 <w:sz w:val="22"/>
               </w:rPr>
-              <w:t>A triangle has sides 8, 10 and 13. A similar triangle's 10-side is 25. Find its other two sides.</w:t>
+              <w:t>Triangle PQR is similar to triangle XYZ. PQ is 8, QR is 10 and PR is 13, and XY is 20. Find YZ and XZ.</w:t>
             </w:r>
           </w:p>
           <w:p>
@@ -357,7 +357,7 @@
                 <w:color w:val="9E1B32"/>
                 <w:sz w:val="22"/>
               </w:rPr>
-              <w:t>20 and 32.5</w:t>
+              <w:t>YZ = 25 and XZ = 32.5</w:t>
             </w:r>
           </w:p>
           <w:p>
@@ -372,7 +372,7 @@
                 <w:color w:val="6B6B6B"/>
                 <w:sz w:val="19"/>
               </w:rPr>
-              <w:t>k = 25 ÷ 10 = 2.5.</w:t>
+              <w:t>The names match PQ with XY: k = 20 ÷ 8 = 2.5; YZ matches QR and XZ matches PR.</w:t>
             </w:r>
           </w:p>
         </w:tc>
